--- a/Entregas/Teams/Artigo/PSP2_Artigo_ENEGEP_Capa.docx
+++ b/Entregas/Teams/Artigo/PSP2_Artigo_ENEGEP_Capa.docx
@@ -274,7 +274,7 @@
           <w:sz w:val="24"/>
           <w:szCs w:val="24"/>
         </w:rPr>
-        <w:t xml:space="preserve">A crescente adoção de modelos de linguagem de larga escala (Large Language Models — LLMs) por estudantes universitários esbarra na ausência de mecanismos estruturados para fornecer contexto curricular adequado a essas ferramentas, gerando interações genéricas e desconectadas dos materiais efetivamente trabalhados em sala. Este trabalho apresenta o desenvolvimento e o desenho da avaliação de um sistema web destinado a transformar materiais acadêmicos brutos do estudante, em formatos heterogêneos como PDF, DOCX, PPTX, Markdown e imagens, em um conjunto de artefatos portáteis: uma estrutura hierárquica de pastas no Google Drive, com nomenclatura padronizada, e um system prompt personalizado que pode ser utilizado em qualquer plataforma de IA generativa (Custom GPTs, Claude Projects ou Gemini Gems). A pesquisa, conduzida sob o método Design Science Research em quatro sprints, resultou em um protótipo funcional do sistema, demonstrado em ambiente de desenvolvimento, e no desenho completo de um protocolo de avaliação técnica e com usuários (System Usability Scale, Technology Acceptance Model, comparativo cronometrado e entrevistas semiestruturadas). A avaliação empírica, contudo, não foi executada neste ciclo, em razão de a disponibilização pública do sistema não ter sido concluída na janela do projeto, de modo que nenhum resultado empírico é reportado; sua execução constitui o trabalho futuro prioritário. A contribuição distintiva da pesquisa reside na proposição de um modelo de preparação automatizada de contexto — etapa anterior à interação com a IA — pouco explorada na literatura, que se concentra majoritariamente em tutores embarcados em plataformas fechadas.</w:t>
+        <w:t>A crescente adoção de modelos de linguagem de larga escala (Large Language Models — LLMs) por estudantes universitários esbarra na ausência de mecanismos estruturados para fornecer contexto curricular adequado a essas ferramentas, gerando interações genéricas e desconectadas dos materiais efetivamente trabalhados em sala. Este trabalho apresenta o desenvolvimento e o desenho da avaliação de um sistema web destinado a transformar materiais acadêmicos brutos do estudante, em formatos heterogêneos como PDF, DOCX, PPTX, Markdown e imagens, em um conjunto de artefatos portáteis: uma estrutura hierárquica de pastas no Google Drive, com nomenclatura padronizada, e um system prompt personalizado que pode ser utilizado em qualquer plataforma de IA generativa (Custom GPTs, Claude Projects ou Gemini Gems). A pesquisa, conduzida sob o método Design Science Research em cinco sprints, resultou em um protótipo funcional do sistema, demonstrado em ambiente de desenvolvimento, e no desenho completo de um protocolo de avaliação técnica e com usuários (System Usability Scale, Technology Acceptance Model, comparativo cronometrado e entrevistas semiestruturadas). A avaliação empírica, contudo, não foi executada neste ciclo, em razão de a disponibilização pública do sistema não ter sido concluída na janela do projeto, de modo que nenhum resultado empírico é reportado; sua execução constitui o trabalho futuro prioritário. A contribuição distintiva da pesquisa reside na proposição de um modelo de preparação automatizada de contexto — etapa anterior à interação com a IA — pouco explorada na literatura, que se concentra majoritariamente em tutores embarcados em plataformas fechadas.</w:t>
       </w:r>
     </w:p>
     <w:p>
